--- a/atelier/atelier_113.docx
+++ b/atelier/atelier_113.docx
@@ -441,7 +441,7 @@
           </w:tcPr>
           <w:p>
             <w:r>
-              <w:t xml:space="preserve">Stock de zombies vidé (#112)</w:t>
+              <w:t xml:space="preserve">Stock de zombies vidé</w:t>
             </w:r>
           </w:p>
         </w:tc>
@@ -460,7 +460,7 @@
         <w:spacing w:after="120"/>
       </w:pPr>
       <w:r>
-        <w:t xml:space="preserve">Le stock de zombies a été vidé (#112). Mais si rien ne change, il se reformera : tant qu’on crée des flags (et P01 nous a fait les systématiser), certains deviendront obsolètes, et sans moment dédié pour les repérer, ils s’accumuleront à nouveau. Le nettoyage one-shot traite l’état, pas la régularité. Le sujet de cet atelier est d’instaurer un rituel trimestriel de revue des flags — un rendez-vous régulier où l’on passe les flags en revue et où l’on retire ceux devenus obsolètes — et de co-décider les critères de suppression, pour que « est-ce un zombie ? » ne soit plus une question d’appréciation mais une règle claire. On passe du nettoyage ponctuel à l’hygiène entretenue.</w:t>
+        <w:t xml:space="preserve">Le stock de zombies a été vidé. Mais si rien ne change, il se reformera : tant qu’on crée des flags (et P01 nous a fait les systématiser), certains deviendront obsolètes, et sans moment dédié pour les repérer, ils s’accumuleront à nouveau. Le nettoyage one-shot traite l’état, pas la régularité. Le sujet de cet atelier est d’instaurer un rituel trimestriel de revue des flags — un rendez-vous régulier où l’on passe les flags en revue et où l’on retire ceux devenus obsolètes — et de co-décider les critères de suppression, pour que « est-ce un zombie ? » ne soit plus une question d’appréciation mais une règle claire. On passe du nettoyage ponctuel à l’hygiène entretenue.</w:t>
       </w:r>
     </w:p>
     <w:p>
@@ -481,7 +481,7 @@
         <w:spacing w:after="80"/>
       </w:pPr>
       <w:r>
-        <w:t xml:space="preserve">Sans moment dédié, les flags se ré-accumulent : comme pour les branches (#84) et les MR (#103), une hygiène qui dépend de la bonne volonté ponctuelle s’érode. Un rituel régulier garantit qu’on REGARDE les flags à intervalle fixe, indépendamment de la charge. Le trimestre est un rythme adapté : assez fréquent pour limiter l’accumulation, assez espacé pour ne pas peser.</w:t>
+        <w:t xml:space="preserve">Sans moment dédié, les flags se ré-accumulent : comme pour les branches et les MR, une hygiène qui dépend de la bonne volonté ponctuelle s’érode. Un rituel régulier garantit qu’on REGARDE les flags à intervalle fixe, indépendamment de la charge. Le trimestre est un rythme adapté : assez fréquent pour limiter l’accumulation, assez espacé pour ne pas peser.</w:t>
       </w:r>
     </w:p>
     <w:p>
@@ -520,7 +520,7 @@
         <w:spacing w:after="80"/>
       </w:pPr>
       <w:r>
-        <w:t xml:space="preserve">Un petit nettoyage régulier vaut mieux qu’un grand occasionnel : retirer quelques flags chaque trimestre, quand ils sont peu nombreux, est facile. Laisser passer un an et c’est le stock du #112 qui revient. On entretient au lieu de restaurer — la leçon de toute l’hygiène DevOps.</w:t>
+        <w:t xml:space="preserve">Un petit nettoyage régulier vaut mieux qu’un grand occasionnel : retirer quelques flags chaque trimestre, quand ils sont peu nombreux, est facile. Laisser passer un an et c’est le stock du le grand nettoyage des flags zombies qui revient. On entretient au lieu de restaurer — la leçon de toute l’hygiène DevOps.</w:t>
       </w:r>
     </w:p>
     <w:p>
@@ -567,7 +567,7 @@
         <w:spacing w:after="80"/>
       </w:pPr>
       <w:r>
-        <w:t xml:space="preserve">Définir le déroulé : parcourir, qualifier, créer les MR : à chaque revue, parcourir les flags, appliquer les critères, et pour chaque obsolète, créer la MR de nettoyage (comme au #112). Le rituel applique en petit, chaque trimestre, le nettoyage du #112.</w:t>
+        <w:t xml:space="preserve">Définir le déroulé : parcourir, qualifier, créer les MR : à chaque revue, parcourir les flags, appliquer les critères, et pour chaque obsolète, créer la MR de nettoyage (comme au le grand nettoyage des flags zombies). Le rituel applique en petit, chaque trimestre, le nettoyage du le grand nettoyage des flags zombies.</w:t>
       </w:r>
     </w:p>
     <w:p>
@@ -625,7 +625,7 @@
                 <w:b/>
                 <w:bCs/>
               </w:rPr>
-              <w:t xml:space="preserve">Le lien avec le critère d’expiration (#114)</w:t>
+              <w:t xml:space="preserve">Le lien avec le critère d’expiration</w:t>
             </w:r>
           </w:p>
           <w:p>
@@ -633,7 +633,7 @@
               <w:spacing w:after="60"/>
             </w:pPr>
             <w:r>
-              <w:t xml:space="preserve">Ce rituel sera grandement facilité par l’atelier suivant (#114) : si chaque flag porte une date d’expiration dès sa création, la revue trimestrielle n’a plus qu’à lister les flags expirés — le critère « obsolète ? » devient « expiré ? », objectif et automatisable. Le rituel (#113) et la date d’expiration (#114) se complètent : le premier est le moment, le second est le critère qui le rend simple. Et le #115 automatisera la détection des expirés.</w:t>
+              <w:t xml:space="preserve">Ce rituel sera grandement facilité par l’atelier suivant : si chaque flag porte une date d’expiration dès sa création, la revue trimestrielle n’a plus qu’à lister les flags expirés — le critère « obsolète ? » devient « expiré ? », objectif et automatisable. Le rituel et la date d’expiration se complètent : le premier est le moment, le second est le critère qui le rend simple. Et le le job qui propose le nettoyage des flags expirés automatisera la détection des expirés.</w:t>
             </w:r>
           </w:p>
         </w:tc>
@@ -652,7 +652,7 @@
         <w:spacing w:after="120"/>
       </w:pPr>
       <w:r>
-        <w:t xml:space="preserve">À la sortie, la squad a instauré un rituel trimestriel de revue des flags — un rendez-vous régulier, planifié, avec un porteur désigné — et co-décidé des critères de suppression objectifs qui transforment « est-ce un zombie ? » en application d’une règle. À chaque revue, les flags obsolètes seront retirés via MR, comme au #112 mais en petit et régulièrement. Le stock de flags obsolètes restera bas sans grand nettoyage périodique : on entretient au lieu de restaurer. La métrique Flags obsolètes se maintient par la régularité.</w:t>
+        <w:t xml:space="preserve">À la sortie, la squad a instauré un rituel trimestriel de revue des flags — un rendez-vous régulier, planifié, avec un porteur désigné — et co-décidé des critères de suppression objectifs qui transforment « est-ce un zombie ? » en application d’une règle. À chaque revue, les flags obsolètes seront retirés via MR, comme au le grand nettoyage des flags zombies mais en petit et régulièrement. Le stock de flags obsolètes restera bas sans grand nettoyage périodique : on entretient au lieu de restaurer. La métrique Flags obsolètes se maintient par la régularité.</w:t>
       </w:r>
     </w:p>
     <w:p>
@@ -829,10 +829,10 @@
           <w:b/>
           <w:bCs/>
         </w:rPr>
-        <w:t xml:space="preserve">(4 min) Relier au #114 / #115</w:t>
-      </w:r>
-      <w:r>
-        <w:t xml:space="preserve"> — noter que la date d’expiration (#114) simplifiera la revue, et que le job (#115) l’automatisera.</w:t>
+        <w:t xml:space="preserve">(4 min) Relier au une date d’expiration sur chaque flag /</w:t>
+      </w:r>
+      <w:r>
+        <w:t xml:space="preserve"> — noter que la date d’expiration simplifiera la revue, et que le job l’automatisera.</w:t>
       </w:r>
     </w:p>
     <w:p>
@@ -912,7 +912,7 @@
         <w:spacing w:after="80"/>
       </w:pPr>
       <w:r>
-        <w:t xml:space="preserve">Le lien noté vers la date d’expiration (#114) et l’automatisation (#115).</w:t>
+        <w:t xml:space="preserve">Le lien noté vers la date d’expiration et l’automatisation.</w:t>
       </w:r>
     </w:p>
     <w:p>
@@ -928,7 +928,7 @@
         <w:spacing w:after="120"/>
       </w:pPr>
       <w:r>
-        <w:t xml:space="preserve">Le rituel installe la régularité. La suite le rend encore plus simple et fiable : #114 (date d’expiration à chaque flag — le critère « expiré ? » remplace « obsolète ? »), #115 (automatisation : un job détecte les flags expirés et propose leur suppression par MR, déchargeant le rituel du repérage). Le rituel d’aujourd’hui sera demain assisté par le critère et le job.</w:t>
+        <w:t xml:space="preserve">Le rituel installe la régularité. La suite le rend encore plus simple et fiable : (date d’expiration à chaque flag — le critère « expiré ? » remplace « obsolète ? »), (automatisation : un job détecte les flags expirés et propose leur suppression par MR, déchargeant le rituel du repérage). Le rituel d’aujourd’hui sera demain assisté par le critère et le job.</w:t>
       </w:r>
     </w:p>
     <w:p>
@@ -944,7 +944,7 @@
         <w:spacing w:after="120"/>
       </w:pPr>
       <w:r>
-        <w:t xml:space="preserve">La squad a un rituel trimestriel de revue des flags, planifié, porté, avec des critères de suppression objectifs co-décidés qui transforment l’appréciation en application d’une règle. À chaque revue, les flags obsolètes sont retirés via MR. Le stock reste bas par la régularité, sans grand nettoyage périodique — on entretient au lieu de restaurer. La question P02 atteint sa systématisation, prête à être simplifiée par la date d’expiration (#114) et automatisée par le job (#115).</w:t>
+        <w:t xml:space="preserve">La squad a un rituel trimestriel de revue des flags, planifié, porté, avec des critères de suppression objectifs co-décidés qui transforment l’appréciation en application d’une règle. À chaque revue, les flags obsolètes sont retirés via MR. Le stock reste bas par la régularité, sans grand nettoyage périodique — on entretient au lieu de restaurer. La question P02 atteint sa systématisation, prête à être simplifiée par la date d’expiration et automatisée par le job.</w:t>
       </w:r>
     </w:p>
     <w:sectPr>
